--- a/arbeitsblaetter/lehrperson/MUSTER_Links_und_Quellen.docx
+++ b/arbeitsblaetter/lehrperson/MUSTER_Links_und_Quellen.docx
@@ -7,12 +7,12 @@
         <w:pStyle w:val="Heading1"/>
       </w:pPr>
       <w:r>
-        <w:t>Hilfreiche Webseiten fuer Schule und Beruf</w:t>
+        <w:t>Hilfreiche Webseiten für Schule und Beruf</w:t>
       </w:r>
     </w:p>
     <w:p>
       <w:r>
-        <w:t xml:space="preserve">Fuer Berufsinformationen: </w:t>
+        <w:t xml:space="preserve">Für Berufsinformationen: </w:t>
       </w:r>
       <w:hyperlink r:id="rId9">
         <w:r>
@@ -26,7 +26,7 @@
     </w:p>
     <w:p>
       <w:r>
-        <w:t xml:space="preserve">Fuer Zugverbindungen: </w:t>
+        <w:t xml:space="preserve">Für Zugverbindungen: </w:t>
       </w:r>
       <w:hyperlink r:id="rId10">
         <w:r>

--- a/arbeitsblaetter/lehrperson/MUSTER_Links_und_Quellen.docx
+++ b/arbeitsblaetter/lehrperson/MUSTER_Links_und_Quellen.docx
@@ -40,7 +40,7 @@
     </w:p>
     <w:p>
       <w:r>
-        <w:t>Quelle: Berufsberatung Schweiz, Informationen zu Berufen, www.berufsberatung.ch, Zugriff am 14.10.2026 (Datum beim eigenen Auftrag aktualisieren).</w:t>
+        <w:t>Quelle: Berufsberatung Schweiz, Informationen zu Berufen, www.berufsberatung.ch, Zugriff am 14.10.2026.</w:t>
       </w:r>
     </w:p>
     <w:sectPr>

--- a/arbeitsblaetter/lehrperson/MUSTER_Links_und_Quellen.docx
+++ b/arbeitsblaetter/lehrperson/MUSTER_Links_und_Quellen.docx
@@ -12,7 +12,7 @@
     </w:p>
     <w:p>
       <w:r>
-        <w:t xml:space="preserve">Für Berufsinformationen: </w:t>
+        <w:t xml:space="preserve">Für Infos zur EFZ-Lehre: </w:t>
       </w:r>
       <w:hyperlink r:id="rId9">
         <w:r>
@@ -20,7 +20,7 @@
             <w:color w:val="116C94"/>
             <w:u w:val="single"/>
           </w:rPr>
-          <w:t>Berufsberatung Schweiz</w:t>
+          <w:t>Lehre EFZ (Berufsberatung Schweiz)</w:t>
         </w:r>
       </w:hyperlink>
     </w:p>
@@ -40,7 +40,12 @@
     </w:p>
     <w:p>
       <w:r>
-        <w:t>Quelle: Berufsberatung Schweiz, Informationen zu Berufen, www.berufsberatung.ch, Zugriff am 14.10.2026.</w:t>
+        <w:t>Das habe ich herausgefunden: Eine EFZ-Lehre dauert 3 oder 4 Jahre.</w:t>
+      </w:r>
+    </w:p>
+    <w:p>
+      <w:r>
+        <w:t>Quelle: Berufsberatung Schweiz, «Lehre EFZ», www.berufsberatung.ch/de/bildungssystem/d/lehre-efz, Zugriff am [Datum der Bearbeitung].</w:t>
       </w:r>
     </w:p>
     <w:sectPr>

--- a/arbeitsblaetter/lehrperson/MUSTER_Links_und_Quellen.docx
+++ b/arbeitsblaetter/lehrperson/MUSTER_Links_und_Quellen.docx
@@ -17,7 +17,7 @@
       <w:hyperlink r:id="rId9">
         <w:r>
           <w:rPr>
-            <w:color w:val="116C94"/>
+            <w:color w:val="1D6765"/>
             <w:u w:val="single"/>
           </w:rPr>
           <w:t>Lehre EFZ (Berufsberatung Schweiz)</w:t>
@@ -31,7 +31,7 @@
       <w:hyperlink r:id="rId10">
         <w:r>
           <w:rPr>
-            <w:color w:val="116C94"/>
+            <w:color w:val="1D6765"/>
             <w:u w:val="single"/>
           </w:rPr>
           <w:t>SBB Fahrplan</w:t>
@@ -484,15 +484,15 @@
     <w:pPr>
       <w:keepNext/>
       <w:keepLines/>
-      <w:spacing w:before="480" w:after="0"/>
+      <w:spacing w:before="480" w:after="160"/>
       <w:outlineLvl w:val="0"/>
     </w:pPr>
     <w:rPr>
-      <w:rFonts w:asciiTheme="majorHAnsi" w:eastAsiaTheme="majorEastAsia" w:hAnsiTheme="majorHAnsi" w:cstheme="majorBidi"/>
+      <w:rFonts w:asciiTheme="majorHAnsi" w:eastAsiaTheme="majorEastAsia" w:hAnsiTheme="majorHAnsi" w:cstheme="majorBidi" w:ascii="Arial" w:hAnsi="Arial"/>
       <w:b/>
       <w:bCs/>
-      <w:color w:val="365F91" w:themeColor="accent1" w:themeShade="BF"/>
-      <w:sz w:val="28"/>
+      <w:color w:val="17324D"/>
+      <w:sz w:val="34"/>
       <w:szCs w:val="28"/>
     </w:rPr>
   </w:style>
